--- a/az/discovery-articles/1.18 Su kəmərləri və suvarma.docx
+++ b/az/discovery-articles/1.18 Su kəmərləri və suvarma.docx
@@ -32,7 +32,7 @@
         <w:rPr>
           <w:sz w:val="20"/>
         </w:rPr>
-        <w:t>Dövr: təxminən e.ə. VI–I minilliklərdən ilk kanallar və kəhrizlər; antik su kəmərləri və müasir sistemlər | Əsas iştirakçılar: Mesopotamiya və Misir kanal ustaları, İran kəhriz ənənələri, Roma mühəndisləri və dünyanın suvarma icmaları</w:t>
+        <w:t>Dövr: təxminən e.ə. VI–I minilliklərdə ilk kanalların və kəhrizlərin yaranması; antik dövrün su kəmərlərindən müasir su təchizatı sistemlərinədək inkişaf | Əsas iştirakçılar: Mesopotamiya və Misirin kanal ustaları, İranın kəhriz ustaları, Roma mühəndisləri və dünyanın müxtəlif bölgələrində suvarma şəbəkələri quran icmalar</w:t>
       </w:r>
     </w:p>
     <w:p>
@@ -40,7 +40,7 @@
         <w:widowControl/>
       </w:pPr>
       <w:r>
-        <w:t>Su kəmərləri və suvarma sistemləri suyu mənbəyindən insanların yaşadığı yerlərə və əkin sahələrinə çatdırır. Kanallar, arxlar və tağlar üzərində qurulan su kəmərləri şəhərlərin və təsərrüfatların yalnız yağışdan asılılığını azaltdı.</w:t>
+        <w:t>Su kəmərləri və suvarma sistemləri suyu mənbəyindən yaşayış yerlərinə və əkin sahələrinə çatdırır. İnsanlar kanal və arxlar çəkərək, dərələrin üzərindən su kəmərləri keçirərək şəhərləri və əkinləri su ilə təmin etməyi öyrəndilər. Beləcə, suya olan ehtiyacı ödəmək üçün təkcə yağış gözləmək lazım gəlmədi.</w:t>
       </w:r>
     </w:p>
     <w:p>
@@ -58,7 +58,7 @@
         <w:widowControl/>
       </w:pPr>
       <w:r>
-        <w:t>Çay vadisi sivilizasiyaları daşqın sahələrindən kənardakı əkinləri sulamaq üçün kanallar qazırdı.</w:t>
+        <w:t>Çay vadilərində yaşayan insanlar daşqın suyunun çatmadığı əkin sahələrini suvarmaq üçün kanallar qazırdılar.</w:t>
       </w:r>
     </w:p>
     <w:p>
@@ -67,7 +67,7 @@
         <w:widowControl/>
       </w:pPr>
       <w:r>
-        <w:t>Kəhrizlər — az maili yeraltı tunellər — açıq kanallardakı buxarlanma itkisi olmadan yeraltı suyu çıxarırdı.</w:t>
+        <w:t>Kəhrizlər az mailliklə çəkilmiş yeraltı tunellərdir. Onlar yeraltı suyu səthə çıxarır, açıq kanallarda baş verən buxarlanma itkisinin qarşısını alırdı.</w:t>
       </w:r>
     </w:p>
     <w:p>
@@ -76,7 +76,7 @@
         <w:widowControl/>
       </w:pPr>
       <w:r>
-        <w:t>Roma su kəmərləri bulaq suyunu tağlar və borular vasitəsilə şəhərlərə gətirirdi.</w:t>
+        <w:t>Romalılar bulaq suyunu kanallar və borularla şəhərlərə gətirir, lazım gəldikdə su kəmərlərini tağlı dayaqların üzərindən keçirirdilər.</w:t>
       </w:r>
     </w:p>
     <w:p>
@@ -85,7 +85,7 @@
         <w:widowControl/>
       </w:pPr>
       <w:r>
-        <w:t>Suvarma məhsuldarlığı artırırdı, lakin birgə əmək və lilin təmizlənməsini tələb edirdi.</w:t>
+        <w:t>Suvarma məhsuldarlığı artırırdı. Lakin kanalları işlək saxlamaq, yığılan lili təmizləmək üçün insanlar birlikdə çalışmalı idilər.</w:t>
       </w:r>
     </w:p>
     <w:p>
@@ -94,7 +94,7 @@
         <w:widowControl/>
       </w:pPr>
       <w:r>
-        <w:t>Müasir bəndlər və kanallar beton və nasoslarla eyni prinsipi daha böyük miqyasda tətbiq edir.</w:t>
+        <w:t>Müasir bənd və kanallarda da eyni əsas prinsiplərdən istifadə olunur. Beton qurğular və nasoslar suyu daha böyük ərazilərə çatdırmağa imkan verir.</w:t>
       </w:r>
     </w:p>
     <w:p>
@@ -103,15 +103,7 @@
         <w:widowControl/>
       </w:pPr>
       <w:r>
-        <w:t>Bu nədir</w:t>
-      </w:r>
-    </w:p>
-    <w:p>
-      <w:pPr>
-        <w:widowControl/>
-      </w:pPr>
-      <w:r>
-        <w:t>Su kəmərləri və suvarma qurğuları içmək, yuyunmaq, istehsal və əkin üçün suyu müəyyən yollarla yönəldən sistemlərdir. Suvarma kanalı tarlanı sulayır, su kəməri isə təmiz bulaq suyunu şəhərə gətirmək üçün dərənin üstündən keçə bilər. İlk quruluşlarda nasosdan çox cazibə qüvvəsi, maillik və sızmanın qarşısının alınması vacib idi. İnsanlar yalnız yağış və daşqın gözləmək əvəzinə suyu lazım olan yerə yönəltməyi öyrəndilər. Bunu bütöv bir əraziyə çəkilən su şəbəkəsinə bənzətmək olar.</w:t>
+        <w:t>Bu nədir?</w:t>
       </w:r>
     </w:p>
     <w:p>
@@ -120,15 +112,7 @@
         <w:widowControl/>
       </w:pPr>
       <w:r>
-        <w:t>Kim kəşf edib və ya yaradıb</w:t>
-      </w:r>
-    </w:p>
-    <w:p>
-      <w:pPr>
-        <w:widowControl/>
-      </w:pPr>
-      <w:r>
-        <w:t>Suyun idarə olunmasında çoxsaylı icmaların payı var. Mesopotamiya və Misir əkinçiləri kanallar qurur, İran yaylasının icmaları kəhrizləri təkmilləşdirir, Roma dövlət mühəndisləri möhtəşəm su kəmərləri tikirdilər. And, Çin və Cənubi Asiya cəmiyyətləri də öz şəbəkələrini yaratdılar. Bəzi memarların adları yazılarda qalır, amma qazıntı işçilərinin çoxu naməlumdur. Burada bir qəhrəmandan daha mühüm olan birgə əmək və yerli sular haqqında bilikdir.</w:t>
+        <w:t>Su kəmərləri və suvarma qurğuları içmək, yuyunmaq, istehsalda işlətmək və əkinləri sulamaq üçün suyu lazım olan yerə çatdıran sistemlərdir. Arx və kanallar suyu tarlalara paylayır. Şəhərə su gətirən kəmər isə yoluna çıxan dərədən keçmək üçün tağlı dayaqlar üzərində qurula bilər.</w:t>
       </w:r>
     </w:p>
     <w:p>
@@ -137,15 +121,70 @@
         <w:widowControl/>
       </w:pPr>
       <w:r>
-        <w:t>Nə vaxt və necə yaranıb</w:t>
+        <w:t>İlk sistemlərdə su əsasən öz axarı ilə hərəkət edirdi. Buna görə yolun mailliyini düzgün seçmək və suyun sızıb itməsinin qarşısını almaq vacib idi. İnsanlar artıq yalnız yağışın yağmasını və ya çayın daşmasını gözləmirdilər: suyun axacağı yolu özləri müəyyənləşdirirdilər. Bir mənbədən başlayan kanal və arxlar bütöv bir ərazini su ilə təmin edən şəbəkə yaradırdı.</w:t>
       </w:r>
     </w:p>
     <w:p>
       <w:pPr>
+        <w:pStyle w:val="Heading1"/>
         <w:widowControl/>
       </w:pPr>
       <w:r>
-        <w:t>E.ə. VI minillikdən başlayaraq bir neçə çay cəmiyyətində kanal suvarması genişləndi. Kəhrizlər e.ə. I minillikdə və sonralar quraq bölgələrə yayıldı. Roma respublikası və imperiyası dövründə bu gün də heyranlıq doğuran daş tağlı qurğular tikildi. Orta əsr və erkən yeni dövr dövlətləri şəbəkələri təmir edib genişləndirdi; sənaye nasosları sonradan suyu yuxarı qaldırmağa imkan verdi. Hər sistem relyefin mailliyinə, lilə və hüquqi qaydalara uyğunlaşdırılırdı.</w:t>
+        <w:t>Kim yaradıb?</w:t>
+      </w:r>
+    </w:p>
+    <w:p>
+      <w:pPr>
+        <w:pStyle w:val="Heading1"/>
+        <w:widowControl/>
+      </w:pPr>
+      <w:r>
+        <w:t>Suyu toplamaq və bölüşdürmək üsulları bir çox icmanın əməyi ilə formalaşıb. Mesopotamiya və Misir əkinçiləri kanallar qazır, İran yaylasında yaşayanlar kəhriz qurmaq üsullarını təkmilləşdirir, Roma mühəndisləri isə iri su kəmərləri tikirdilər. And dağları bölgəsində, Çində və Cənubi Asiyada da yerli şəraitə uyğun su şəbəkələri yaradılmışdı.</w:t>
+      </w:r>
+    </w:p>
+    <w:p>
+      <w:pPr>
+        <w:pStyle w:val="Heading1"/>
+        <w:widowControl/>
+      </w:pPr>
+      <w:r>
+        <w:t>Bəzi memar və mühəndislərin adları yazılı mənbələrdə qalıb. Torpağı qazan, daşı daşıyan və kanalları təmizləyən insanların çoxunun adı isə bizə məlum deyil. Bu qurğuların yaranmasında tək bir şəxsin bacarığından daha çox, birgə əmək və ərazinin su mənbələrini yaxşı tanımaq mühüm rol oynayıb.</w:t>
+      </w:r>
+    </w:p>
+    <w:p>
+      <w:pPr>
+        <w:pStyle w:val="Heading1"/>
+        <w:widowControl/>
+      </w:pPr>
+      <w:r>
+        <w:t>Nə vaxt və necə yaranıb?</w:t>
+      </w:r>
+    </w:p>
+    <w:p>
+      <w:pPr>
+        <w:pStyle w:val="Heading1"/>
+        <w:widowControl/>
+      </w:pPr>
+      <w:r>
+        <w:t>E.ə. VI minillikdən başlayaraq bəzi çay vadilərində kanallarla suvarma genişləndi. Kəhrizlər e.ə. I minillikdə və sonrakı dövrlərdə quraq bölgələrə yayıldı. Roma respublikası və imperiyası zamanında isə daş tağlar üzərində bu gün də heyranlıq doğuran su kəmərləri tikildi.</w:t>
+      </w:r>
+    </w:p>
+    <w:p>
+      <w:pPr>
+        <w:pStyle w:val="Heading1"/>
+        <w:widowControl/>
+      </w:pPr>
+      <w:r>
+        <w:t>Orta əsrlərdə və yeni dövrün başlanğıcında mövcud şəbəkələr təmir edilir, yeni qollarla genişləndirilirdi. Sonralar sənaye nasosları suyu daha yüksək yerlərə qaldırmağa imkan verdi.</w:t>
+      </w:r>
+    </w:p>
+    <w:p>
+      <w:pPr>
+        <w:pStyle w:val="Heading1"/>
+        <w:widowControl/>
+      </w:pPr>
+      <w:r>
+        <w:t>Hər bir sistem yerin quruluşuna və mailliyinə uyğun çəkilməli idi. Suyun gətirdiyi lilin harada yığılacağı, kimə nə qədər su veriləcəyi və kanallara kimin qulluq edəcəyi də nəzərə alınırdı.</w:t>
       </w:r>
     </w:p>
     <w:p>
@@ -159,10 +198,29 @@
     </w:p>
     <w:p>
       <w:pPr>
+        <w:pStyle w:val="Heading1"/>
         <w:widowControl/>
       </w:pPr>
       <w:r>
-        <w:t>Bu qurğular suyu öyrənən hidrologiya və yerölçmənin tətbiqidir: hündürlük fərqini ölçmək, axın sürətini saxlamaq, lili çökdürmək lazımdır. Romanın təzyiqlə dərələri aşan tərs sifonları və maillik qaydaları hesablamaya əsaslanan ustalığı göstərir. Şoranlaşma və həddən artıq su toplanması ekoloji hədləri ağır təcrübə ilə öyrətdi. Müasir inşaat mühəndisliyi də eyni amilləri uyğunlaşdırır.</w:t>
+        <w:t>Su qurğularının tikintisi hidrologiyanın — suyu və onun hərəkətini öyrənən elmin — və yerölçmənin praktik tətbiqidir. Suyu bir yerdən başqa yerə çatdırmaq üçün hündürlük fərqini ölçmək, axının sürətini tənzimləmək və lilin çökməsinə şərait yaratmaq lazımdır.</w:t>
+      </w:r>
+    </w:p>
+    <w:p>
+      <w:pPr>
+        <w:pStyle w:val="Heading1"/>
+        <w:widowControl/>
+      </w:pPr>
+      <w:r>
+        <w:t>Romalıların istifadə etdiyi tərs sifon qurğularında su qapalı boru ilə dərənin dibinə enir, təzyiqin təsiri ilə qarşı yamacda yenidən yuxarı qalxırdı. Belə qurğuların və az mailliklə uzanan kanalların tikilməsi dəqiq hesab və ustalıq tələb edirdi.</w:t>
+      </w:r>
+    </w:p>
+    <w:p>
+      <w:pPr>
+        <w:pStyle w:val="Heading1"/>
+        <w:widowControl/>
+      </w:pPr>
+      <w:r>
+        <w:t>Suvarmanın həddi aşanda torpağın şoranlaşması və su altında qalması insanlara bu işin zərər də verə biləcəyini göstərdi. Müasir mühəndislər də suyun miqdarını, axınını və torpağa təsirini birlikdə nəzərə alırlar.</w:t>
       </w:r>
     </w:p>
     <w:p>
@@ -176,10 +234,11 @@
     </w:p>
     <w:p>
       <w:pPr>
+        <w:pStyle w:val="Heading1"/>
         <w:widowControl/>
       </w:pPr>
       <w:r>
-        <w:t>Etibarlı su hamamları, fəvvarələri və dəyirmanları təmin etdi; suvarmadan alınan ərzaq artıqlığı imperiyaları qidalandırdı. Sudan istifadə hüququna dair qanunlar siyasətə təsir göstərdi. Sonrakı bəndlər, anbarlar və damcı suvarma sistemləri qədim kanal prinsipini yeni miqyasda davam etdirir. Erkən su mühəndisliyi olmasaydı, bir çox antik şəhər və quraq bölgələrin taxıl sahələri daha kiçik olardı.</w:t>
+        <w:t>Daimi su təchizatı hamamların, fəvvarələrin və dəyirmanların işləməsinə imkan verdi. Suvarılan torpaqlardan götürülən bol məhsul böyük əhalinin və imperiyaların ərzaq təminatında mühüm yer tutdu. Sudan kimin, nə vaxt və nə qədər istifadə etməsi ilə bağlı qaydalar siyasi münasibətlərə də təsir göstərdi.</w:t>
       </w:r>
     </w:p>
     <w:p>
@@ -188,15 +247,43 @@
         <w:widowControl/>
       </w:pPr>
       <w:r>
-        <w:t>İnsan həyatını necə dəyişib</w:t>
+        <w:t>Sonrakı bəndlər, su anbarları və damcı suvarma sistemləri suyu toplamaq, yönəltmək və bölüşdürmək işini yeni üsullarla davam etdirdi. Bu qədim mühəndislik bilikləri olmasaydı, bir çox antik şəhər indiki bildiyimiz qədər böyüməz, quraq bölgələrdəki taxıl sahələri isə daha az yer tutardı.</w:t>
       </w:r>
     </w:p>
     <w:p>
       <w:pPr>
+        <w:pStyle w:val="Heading1"/>
         <w:widowControl/>
       </w:pPr>
       <w:r>
-        <w:t>Əkinçilər çay sahilindən uzaqda əkin əkə, şəhərlilər çirkli axara getmədən içməli su ala bildilər. Ortaq kanallar mübahisə, məcburi əmək və durğun su yaxınlığında malyariya təhlükəsi də yaradırdı. Bənd və arxlarla dəyişmiş mənzərələr adi hala gəldi. Suvarmanın əsas rol oynadığı yerlərdə əkin təqvimi buludlar qədər su qapılarının açılma vaxtından da asılı idi.</w:t>
+        <w:t>İnsan həyatını necə dəyişib?</w:t>
+      </w:r>
+    </w:p>
+    <w:p>
+      <w:pPr>
+        <w:pStyle w:val="Heading1"/>
+        <w:widowControl/>
+      </w:pPr>
+      <w:r>
+        <w:t>Əkinçilər çaydan uzaqda da torpaq becərə bildilər. Şəhər sakinləri isə su götürmək üçün çirkli axarlara üz tutmadan içməli su əldə etmək imkanı qazandılar.</w:t>
+      </w:r>
+    </w:p>
+    <w:p>
+      <w:pPr>
+        <w:pStyle w:val="Heading1"/>
+        <w:widowControl/>
+      </w:pPr>
+      <w:r>
+        <w:t>Bununla yanaşı, ortaq kanallardan istifadə su bölgüsü üstündə mübahisələrə və məcburi əməyə də yol açırdı. Durğun suların yaxınlığında malyariya təhlükəsi yaranırdı. Bəndlər və arxlar insanların yaşadığı ərazilərin görünüşünü dəyişdirirdi.</w:t>
+      </w:r>
+    </w:p>
+    <w:p>
+      <w:pPr>
+        <w:pStyle w:val="Heading1"/>
+        <w:widowControl/>
+      </w:pPr>
+      <w:r>
+        <w:t>Suvarma ilə dolanan yerlərdə əkinçinin işi artıq yalnız göydəki buluddan asılı deyildi. Suyun növbə ilə nə vaxt buraxılacağı, arxın başının nə zaman açılacağı da əkin-biçinin vaxtını müəyyənləşdirirdi.</w:t>
       </w:r>
     </w:p>
     <w:p>
@@ -217,7 +304,7 @@
         <w:rPr>
           <w:sz w:val="20"/>
         </w:rPr>
-        <w:t>A Kitablar və əsas elmi əsərlər</w:t>
+        <w:t>Kitablar və əsas elmi əsərlər</w:t>
       </w:r>
     </w:p>
     <w:p>
@@ -240,7 +327,7 @@
         <w:rPr>
           <w:sz w:val="20"/>
         </w:rPr>
-        <w:t>C Qurumların materialları və ensiklopedik mənbələr</w:t>
+        <w:t>Qurumların materialları və ensiklopedik mənbələr</w:t>
       </w:r>
     </w:p>
     <w:p>
@@ -300,7 +387,7 @@
         <w:rPr>
           <w:sz w:val="20"/>
         </w:rPr>
-        <w:t>J Mətbuat elmi kütləvi nəşrlər və ümumi mənbələr</w:t>
+        <w:t>Mətbuat elmi kütləvi nəşrlər və ümumi mənbələr</w:t>
       </w:r>
     </w:p>
     <w:p>
